--- a/BAB 1.docx
+++ b/BAB 1.docx
@@ -11,7 +11,6 @@
           <w:right w:val="nil"/>
           <w:between w:val="nil"/>
         </w:pBdr>
-        <w:ind w:firstLine="0"/>
         <w:jc w:val="center"/>
         <w:rPr>
           <w:rFonts w:ascii="Times New Roman" w:eastAsia="Times New Roman" w:hAnsi="Times New Roman" w:cs="Times New Roman"/>
@@ -4068,13 +4067,7 @@
       </w:r>
       <w:proofErr w:type="spellEnd"/>
       <w:r>
-        <w:t xml:space="preserve"> </w:t>
-      </w:r>
-      <w:r>
-        <w:t>website</w:t>
-      </w:r>
-      <w:r>
-        <w:t xml:space="preserve"> </w:t>
+        <w:t xml:space="preserve"> website </w:t>
       </w:r>
       <w:proofErr w:type="spellStart"/>
       <w:r>
@@ -4286,13 +4279,8 @@
         </w:rPr>
         <w:t>-</w:t>
       </w:r>
-      <w:proofErr w:type="spellStart"/>
-      <w:r>
-        <w:t>Dapat</w:t>
-      </w:r>
-      <w:proofErr w:type="spellEnd"/>
-      <w:r>
-        <w:t xml:space="preserve"> </w:t>
+      <w:r>
+        <w:t xml:space="preserve">Dapat </w:t>
       </w:r>
       <w:proofErr w:type="spellStart"/>
       <w:r>
@@ -4333,13 +4321,8 @@
         </w:rPr>
         <w:t>-</w:t>
       </w:r>
-      <w:proofErr w:type="spellStart"/>
-      <w:r>
-        <w:t>Dapat</w:t>
-      </w:r>
-      <w:proofErr w:type="spellEnd"/>
-      <w:r>
-        <w:t xml:space="preserve"> </w:t>
+      <w:r>
+        <w:t xml:space="preserve">Dapat </w:t>
       </w:r>
       <w:proofErr w:type="spellStart"/>
       <w:r>
@@ -4375,13 +4358,8 @@
         </w:rPr>
         <w:t>-</w:t>
       </w:r>
-      <w:proofErr w:type="spellStart"/>
-      <w:r>
-        <w:t>Dapat</w:t>
-      </w:r>
-      <w:proofErr w:type="spellEnd"/>
-      <w:r>
-        <w:t xml:space="preserve"> </w:t>
+      <w:r>
+        <w:t xml:space="preserve">Dapat </w:t>
       </w:r>
       <w:proofErr w:type="spellStart"/>
       <w:r>
@@ -4417,13 +4395,8 @@
         </w:rPr>
         <w:t>-</w:t>
       </w:r>
-      <w:proofErr w:type="spellStart"/>
-      <w:r>
-        <w:t>Dapat</w:t>
-      </w:r>
-      <w:proofErr w:type="spellEnd"/>
-      <w:r>
-        <w:t xml:space="preserve"> </w:t>
+      <w:r>
+        <w:t xml:space="preserve">Dapat </w:t>
       </w:r>
       <w:proofErr w:type="spellStart"/>
       <w:r>
@@ -4439,13 +4412,7 @@
       </w:r>
       <w:proofErr w:type="spellEnd"/>
       <w:r>
-        <w:t xml:space="preserve"> </w:t>
-      </w:r>
-      <w:r>
-        <w:t>Lain-lain</w:t>
-      </w:r>
-      <w:r>
-        <w:t>(insert update delete)</w:t>
+        <w:t xml:space="preserve"> Lain-lain(insert update delete)</w:t>
       </w:r>
       <w:r>
         <w:br/>
@@ -4457,13 +4424,8 @@
         </w:rPr>
         <w:t>-</w:t>
       </w:r>
-      <w:proofErr w:type="spellStart"/>
-      <w:r>
-        <w:t>Dapat</w:t>
-      </w:r>
-      <w:proofErr w:type="spellEnd"/>
-      <w:r>
-        <w:t xml:space="preserve"> </w:t>
+      <w:r>
+        <w:t xml:space="preserve">Dapat </w:t>
       </w:r>
       <w:proofErr w:type="spellStart"/>
       <w:r>
@@ -4509,13 +4471,8 @@
         </w:rPr>
         <w:t xml:space="preserve"> </w:t>
       </w:r>
-      <w:proofErr w:type="spellStart"/>
-      <w:r>
-        <w:t>Dapat</w:t>
-      </w:r>
-      <w:proofErr w:type="spellEnd"/>
-      <w:r>
-        <w:t xml:space="preserve"> </w:t>
+      <w:r>
+        <w:t xml:space="preserve">Dapat </w:t>
       </w:r>
       <w:proofErr w:type="spellStart"/>
       <w:r>
@@ -4566,13 +4523,8 @@
         </w:rPr>
         <w:t xml:space="preserve"> </w:t>
       </w:r>
-      <w:proofErr w:type="spellStart"/>
-      <w:r>
-        <w:t>Dapat</w:t>
-      </w:r>
-      <w:proofErr w:type="spellEnd"/>
-      <w:r>
-        <w:t xml:space="preserve"> </w:t>
+      <w:r>
+        <w:t xml:space="preserve">Dapat </w:t>
       </w:r>
       <w:proofErr w:type="spellStart"/>
       <w:r>
@@ -4592,10 +4544,7 @@
       </w:r>
       <w:proofErr w:type="gramStart"/>
       <w:r>
-        <w:t>budgeting</w:t>
-      </w:r>
-      <w:r>
-        <w:t>(</w:t>
+        <w:t>budgeting(</w:t>
       </w:r>
       <w:proofErr w:type="gramEnd"/>
       <w:r>
@@ -4606,15 +4555,7 @@
       </w:r>
       <w:r>
         <w:br/>
-        <w:t>-</w:t>
-      </w:r>
-      <w:proofErr w:type="spellStart"/>
-      <w:r>
-        <w:t>Dapat</w:t>
-      </w:r>
-      <w:proofErr w:type="spellEnd"/>
-      <w:r>
-        <w:t xml:space="preserve"> </w:t>
+        <w:t xml:space="preserve">-Dapat </w:t>
       </w:r>
       <w:proofErr w:type="spellStart"/>
       <w:r>
@@ -4622,13 +4563,7 @@
       </w:r>
       <w:proofErr w:type="spellEnd"/>
       <w:r>
-        <w:t xml:space="preserve"> </w:t>
-      </w:r>
-      <w:r>
-        <w:t>Report operational</w:t>
-      </w:r>
-      <w:r>
-        <w:t xml:space="preserve">(insert update delete) </w:t>
+        <w:t xml:space="preserve"> Report operational(insert update delete) </w:t>
       </w:r>
     </w:p>
     <w:p>
@@ -4637,15 +4572,7 @@
         <w:ind w:left="540" w:firstLine="0"/>
       </w:pPr>
       <w:r>
-        <w:t>-</w:t>
-      </w:r>
-      <w:proofErr w:type="spellStart"/>
-      <w:r>
-        <w:t>Dapat</w:t>
-      </w:r>
-      <w:proofErr w:type="spellEnd"/>
-      <w:r>
-        <w:t xml:space="preserve"> </w:t>
+        <w:t xml:space="preserve">-Dapat </w:t>
       </w:r>
       <w:proofErr w:type="spellStart"/>
       <w:r>
@@ -4653,10 +4580,7 @@
       </w:r>
       <w:proofErr w:type="spellEnd"/>
       <w:r>
-        <w:t xml:space="preserve"> Report operati</w:t>
-      </w:r>
-      <w:r>
-        <w:t xml:space="preserve">onal </w:t>
+        <w:t xml:space="preserve"> Report operational </w:t>
       </w:r>
       <w:proofErr w:type="spellStart"/>
       <w:proofErr w:type="gramStart"/>
@@ -4679,15 +4603,7 @@
       </w:pPr>
       <w:r>
         <w:lastRenderedPageBreak/>
-        <w:t>-</w:t>
-      </w:r>
-      <w:proofErr w:type="spellStart"/>
-      <w:r>
-        <w:t>Dapat</w:t>
-      </w:r>
-      <w:proofErr w:type="spellEnd"/>
-      <w:r>
-        <w:t xml:space="preserve"> </w:t>
+        <w:t xml:space="preserve">-Dapat </w:t>
       </w:r>
       <w:proofErr w:type="spellStart"/>
       <w:r>
@@ -4725,15 +4641,7 @@
         <w:ind w:left="540" w:firstLine="0"/>
       </w:pPr>
       <w:r>
-        <w:t>-</w:t>
-      </w:r>
-      <w:proofErr w:type="spellStart"/>
-      <w:r>
-        <w:t>Dapat</w:t>
-      </w:r>
-      <w:proofErr w:type="spellEnd"/>
-      <w:r>
-        <w:t xml:space="preserve"> </w:t>
+        <w:t xml:space="preserve">-Dapat </w:t>
       </w:r>
       <w:proofErr w:type="spellStart"/>
       <w:r>
@@ -4753,10 +4661,7 @@
       </w:r>
       <w:proofErr w:type="gramStart"/>
       <w:r>
-        <w:t>lain</w:t>
-      </w:r>
-      <w:r>
-        <w:t>(</w:t>
+        <w:t>lain(</w:t>
       </w:r>
       <w:proofErr w:type="gramEnd"/>
       <w:r>
@@ -4769,15 +4674,7 @@
         <w:ind w:left="540" w:firstLine="0"/>
       </w:pPr>
       <w:r>
-        <w:t>-</w:t>
-      </w:r>
-      <w:proofErr w:type="spellStart"/>
-      <w:r>
-        <w:t>Dapat</w:t>
-      </w:r>
-      <w:proofErr w:type="spellEnd"/>
-      <w:r>
-        <w:t xml:space="preserve"> </w:t>
+        <w:t xml:space="preserve">-Dapat </w:t>
       </w:r>
       <w:proofErr w:type="spellStart"/>
       <w:r>
@@ -5304,10 +5201,7 @@
       </w:r>
       <w:proofErr w:type="gramStart"/>
       <w:r>
-        <w:t>website</w:t>
-      </w:r>
-      <w:r>
-        <w:t xml:space="preserve"> :</w:t>
+        <w:t>website :</w:t>
       </w:r>
       <w:proofErr w:type="gramEnd"/>
       <w:r>
@@ -5320,15 +5214,7 @@
         <w:ind w:left="540" w:firstLine="0"/>
       </w:pPr>
       <w:r>
-        <w:t>-</w:t>
-      </w:r>
-      <w:proofErr w:type="spellStart"/>
-      <w:r>
-        <w:t>Dapat</w:t>
-      </w:r>
-      <w:proofErr w:type="spellEnd"/>
-      <w:r>
-        <w:t xml:space="preserve"> </w:t>
+        <w:t xml:space="preserve">-Dapat </w:t>
       </w:r>
       <w:proofErr w:type="spellStart"/>
       <w:r>
@@ -5336,10 +5222,7 @@
       </w:r>
       <w:proofErr w:type="spellEnd"/>
       <w:r>
-        <w:t xml:space="preserve"> </w:t>
-      </w:r>
-      <w:r>
-        <w:t xml:space="preserve">approval </w:t>
+        <w:t xml:space="preserve"> approval </w:t>
       </w:r>
       <w:proofErr w:type="spellStart"/>
       <w:r>
@@ -5369,15 +5252,7 @@
         <w:ind w:left="540" w:firstLine="0"/>
       </w:pPr>
       <w:r>
-        <w:t>-</w:t>
-      </w:r>
-      <w:proofErr w:type="spellStart"/>
-      <w:r>
-        <w:t>Dapat</w:t>
-      </w:r>
-      <w:proofErr w:type="spellEnd"/>
-      <w:r>
-        <w:t xml:space="preserve"> </w:t>
+        <w:t xml:space="preserve">-Dapat </w:t>
       </w:r>
       <w:proofErr w:type="spellStart"/>
       <w:r>
@@ -5385,13 +5260,7 @@
       </w:r>
       <w:proofErr w:type="spellEnd"/>
       <w:r>
-        <w:t xml:space="preserve"> </w:t>
-      </w:r>
-      <w:r>
-        <w:t>approval</w:t>
-      </w:r>
-      <w:r>
-        <w:t xml:space="preserve"> </w:t>
+        <w:t xml:space="preserve"> approval </w:t>
       </w:r>
       <w:proofErr w:type="spellStart"/>
       <w:r>
@@ -5421,15 +5290,7 @@
         <w:ind w:left="540" w:firstLine="0"/>
       </w:pPr>
       <w:r>
-        <w:t>-</w:t>
-      </w:r>
-      <w:proofErr w:type="spellStart"/>
-      <w:r>
-        <w:t>Dapat</w:t>
-      </w:r>
-      <w:proofErr w:type="spellEnd"/>
-      <w:r>
-        <w:t xml:space="preserve"> </w:t>
+        <w:t xml:space="preserve">-Dapat </w:t>
       </w:r>
       <w:proofErr w:type="spellStart"/>
       <w:r>
@@ -5437,17 +5298,11 @@
       </w:r>
       <w:proofErr w:type="spellEnd"/>
       <w:r>
-        <w:t xml:space="preserve"> </w:t>
-      </w:r>
-      <w:r>
-        <w:t xml:space="preserve">project </w:t>
+        <w:t xml:space="preserve"> project </w:t>
       </w:r>
       <w:proofErr w:type="gramStart"/>
       <w:r>
-        <w:t>budgeting</w:t>
-      </w:r>
-      <w:r>
-        <w:t>(</w:t>
+        <w:t>budgeting(</w:t>
       </w:r>
       <w:proofErr w:type="gramEnd"/>
       <w:r>
@@ -5604,15 +5459,7 @@
         <w:ind w:left="540" w:firstLine="0"/>
       </w:pPr>
       <w:r>
-        <w:t>-</w:t>
-      </w:r>
-      <w:proofErr w:type="spellStart"/>
-      <w:r>
-        <w:t>Dapat</w:t>
-      </w:r>
-      <w:proofErr w:type="spellEnd"/>
-      <w:r>
-        <w:t xml:space="preserve"> </w:t>
+        <w:t xml:space="preserve">-Dapat </w:t>
       </w:r>
       <w:proofErr w:type="spellStart"/>
       <w:r>
@@ -5624,10 +5471,7 @@
       </w:r>
       <w:proofErr w:type="gramStart"/>
       <w:r>
-        <w:t>register</w:t>
-      </w:r>
-      <w:r>
-        <w:t>(</w:t>
+        <w:t>register(</w:t>
       </w:r>
       <w:proofErr w:type="gramEnd"/>
       <w:r>
@@ -5640,15 +5484,7 @@
         <w:ind w:left="540" w:firstLine="0"/>
       </w:pPr>
       <w:r>
-        <w:t>-</w:t>
-      </w:r>
-      <w:proofErr w:type="spellStart"/>
-      <w:r>
-        <w:t>Dapat</w:t>
-      </w:r>
-      <w:proofErr w:type="spellEnd"/>
-      <w:r>
-        <w:t xml:space="preserve"> </w:t>
+        <w:t xml:space="preserve">-Dapat </w:t>
       </w:r>
       <w:proofErr w:type="spellStart"/>
       <w:r>
@@ -15066,24 +14902,15 @@
         <w:ind w:left="280" w:firstLine="440"/>
       </w:pPr>
       <w:r>
-        <w:t>1.</w:t>
-      </w:r>
-      <w:r>
-        <w:t xml:space="preserve"> </w:t>
+        <w:t xml:space="preserve">1. </w:t>
       </w:r>
       <w:proofErr w:type="gramStart"/>
       <w:r>
-        <w:t>Open Sourc</w:t>
-      </w:r>
-      <w:r>
-        <w:t>e</w:t>
+        <w:t>Open Source</w:t>
       </w:r>
       <w:proofErr w:type="gramEnd"/>
       <w:r>
-        <w:t xml:space="preserve"> </w:t>
-      </w:r>
-      <w:r>
-        <w:t xml:space="preserve">MySQL </w:t>
+        <w:t xml:space="preserve"> MySQL </w:t>
       </w:r>
       <w:proofErr w:type="spellStart"/>
       <w:r>
@@ -15220,13 +15047,7 @@
       </w:r>
       <w:proofErr w:type="spellEnd"/>
       <w:r>
-        <w:t xml:space="preserve"> Platform</w:t>
-      </w:r>
-      <w:r>
-        <w:t xml:space="preserve">, </w:t>
-      </w:r>
-      <w:r>
-        <w:t xml:space="preserve">MySQL </w:t>
+        <w:t xml:space="preserve"> Platform, MySQL </w:t>
       </w:r>
       <w:proofErr w:type="spellStart"/>
       <w:r>
@@ -15300,10 +15121,7 @@
       </w:r>
       <w:proofErr w:type="spellEnd"/>
       <w:r>
-        <w:t xml:space="preserve"> ,</w:t>
-      </w:r>
-      <w:r>
-        <w:t>MySQL</w:t>
+        <w:t xml:space="preserve"> ,MySQL</w:t>
       </w:r>
       <w:proofErr w:type="gramEnd"/>
       <w:r>
@@ -15421,10 +15239,7 @@
       </w:pPr>
       <w:proofErr w:type="spellStart"/>
       <w:r>
-        <w:t>k</w:t>
-      </w:r>
-      <w:r>
-        <w:t>ekurangan</w:t>
+        <w:t>kekurangan</w:t>
       </w:r>
       <w:proofErr w:type="spellEnd"/>
       <w:r>
@@ -15625,13 +15440,7 @@
       <w:proofErr w:type="spellStart"/>
       <w:proofErr w:type="gramStart"/>
       <w:r>
-        <w:t>Transaksi</w:t>
-      </w:r>
-      <w:r>
-        <w:t>,</w:t>
-      </w:r>
-      <w:r>
-        <w:t>Meskipun</w:t>
+        <w:t>Transaksi,Meskipun</w:t>
       </w:r>
       <w:proofErr w:type="spellEnd"/>
       <w:proofErr w:type="gramEnd"/>
@@ -15749,10 +15558,7 @@
       </w:r>
       <w:proofErr w:type="spellEnd"/>
       <w:r>
-        <w:t xml:space="preserve"> SQL</w:t>
-      </w:r>
-      <w:r>
-        <w:t xml:space="preserve"> </w:t>
+        <w:t xml:space="preserve"> SQL </w:t>
       </w:r>
       <w:proofErr w:type="spellStart"/>
       <w:r>
@@ -19485,10 +19291,7 @@
       </w:r>
       <w:proofErr w:type="spellEnd"/>
       <w:r>
-        <w:t xml:space="preserve"> multi company</w:t>
-      </w:r>
-      <w:r>
-        <w:t xml:space="preserve"> </w:t>
+        <w:t xml:space="preserve"> multi company </w:t>
       </w:r>
     </w:p>
     <w:p>
@@ -19894,15 +19697,7 @@
       </w:r>
       <w:proofErr w:type="spellEnd"/>
       <w:r>
-        <w:t xml:space="preserve"> </w:t>
-      </w:r>
-      <w:proofErr w:type="spellStart"/>
-      <w:r>
-        <w:t>ini</w:t>
-      </w:r>
-      <w:proofErr w:type="spellEnd"/>
-      <w:r>
-        <w:t>.</w:t>
+        <w:t xml:space="preserve"> ini.</w:t>
       </w:r>
     </w:p>
     <w:p>
